--- a/asset/SANSALIU ABDULBASIT.CV.docx
+++ b/asset/SANSALIU ABDULBASIT.CV.docx
@@ -106,6 +106,97 @@
               <w:t xml:space="preserve">SANSALIU ABDULBASIT ADEYEMO</w:t>
             </w:r>
           </w:p>
+          <w:p>
+            <w:pPr>
+              <w:keepNext w:val="0"/>
+              <w:keepLines w:val="0"/>
+              <w:widowControl w:val="1"/>
+              <w:pBdr>
+                <w:top w:space="0" w:sz="0" w:val="nil"/>
+                <w:left w:space="0" w:sz="0" w:val="nil"/>
+                <w:bottom w:space="0" w:sz="0" w:val="nil"/>
+                <w:right w:space="0" w:sz="0" w:val="nil"/>
+                <w:between w:space="0" w:sz="0" w:val="nil"/>
+              </w:pBdr>
+              <w:shd w:fill="auto" w:val="clear"/>
+              <w:spacing w:after="40" w:before="0" w:line="240" w:lineRule="auto"/>
+              <w:ind w:left="0" w:right="0" w:firstLine="0"/>
+              <w:jc w:val="left"/>
+              <w:rPr>
+                <w:rFonts w:ascii="Times New Roman" w:cs="Times New Roman" w:eastAsia="Times New Roman" w:hAnsi="Times New Roman"/>
+                <w:b w:val="1"/>
+                <w:color w:val="000000"/>
+                <w:sz w:val="22"/>
+                <w:szCs w:val="22"/>
+              </w:rPr>
+            </w:pPr>
+            <w:r>
+              <w:rPr>
+                <w:rFonts w:ascii="Times New Roman" w:cs="Times New Roman" w:eastAsia="Times New Roman" w:hAnsi="Times New Roman"/>
+                <w:b w:val="1"/>
+                <w:color w:val="000000"/>
+                <w:sz w:val="22"/>
+                <w:szCs w:val="22"/>
+                <w:rtl w:val="0"/>
+              </w:rPr>
+              <w:t xml:space="preserve">Email: </w:t>
+            </w:r>
+            <w:hyperlink r:id="rId6">
+              <w:r>
+                <w:rPr>
+                  <w:rFonts w:ascii="Times New Roman" w:cs="Times New Roman" w:eastAsia="Times New Roman" w:hAnsi="Times New Roman"/>
+                  <w:b w:val="1"/>
+                  <w:color w:val="1155cc"/>
+                  <w:sz w:val="22"/>
+                  <w:szCs w:val="22"/>
+                  <w:u w:val="single"/>
+                  <w:rtl w:val="0"/>
+                </w:rPr>
+                <w:t xml:space="preserve">sansaliuabdulbasit81@gmail.com</w:t>
+              </w:r>
+            </w:hyperlink>
+            <w:r>
+              <w:rPr>
+                <w:rtl w:val="0"/>
+              </w:rPr>
+            </w:r>
+          </w:p>
+          <w:p>
+            <w:pPr>
+              <w:keepNext w:val="0"/>
+              <w:keepLines w:val="0"/>
+              <w:widowControl w:val="1"/>
+              <w:pBdr>
+                <w:top w:space="0" w:sz="0" w:val="nil"/>
+                <w:left w:space="0" w:sz="0" w:val="nil"/>
+                <w:bottom w:space="0" w:sz="0" w:val="nil"/>
+                <w:right w:space="0" w:sz="0" w:val="nil"/>
+                <w:between w:space="0" w:sz="0" w:val="nil"/>
+              </w:pBdr>
+              <w:shd w:fill="auto" w:val="clear"/>
+              <w:spacing w:after="40" w:before="0" w:line="240" w:lineRule="auto"/>
+              <w:ind w:left="0" w:right="0" w:firstLine="0"/>
+              <w:jc w:val="left"/>
+              <w:rPr>
+                <w:rFonts w:ascii="Times New Roman" w:cs="Times New Roman" w:eastAsia="Times New Roman" w:hAnsi="Times New Roman"/>
+                <w:b w:val="1"/>
+                <w:color w:val="000000"/>
+                <w:sz w:val="22"/>
+                <w:szCs w:val="22"/>
+              </w:rPr>
+            </w:pPr>
+            <w:r>
+              <w:rPr>
+                <w:rFonts w:ascii="Times New Roman" w:cs="Times New Roman" w:eastAsia="Times New Roman" w:hAnsi="Times New Roman"/>
+                <w:b w:val="1"/>
+                <w:color w:val="000000"/>
+                <w:sz w:val="22"/>
+                <w:szCs w:val="22"/>
+                <w:rtl w:val="0"/>
+              </w:rPr>
+              <w:t xml:space="preserve">Phone: 08131566015</w:t>
+            </w:r>
+          </w:p>
         </w:tc>
       </w:tr>
       <w:tr>
@@ -184,31 +275,59 @@
                 <w:tcPr/>
                 <w:p>
                   <w:pPr>
-                    <w:pStyle w:val="Heading1"/>
-                    <w:rPr>
-                      <w:rFonts w:ascii="Times New Roman" w:cs="Times New Roman" w:eastAsia="Times New Roman" w:hAnsi="Times New Roman"/>
-                      <w:color w:val="000000"/>
-                      <w:sz w:val="20"/>
-                      <w:szCs w:val="20"/>
-                    </w:rPr>
-                  </w:pPr>
-                  <w:r>
-                    <w:rPr>
-                      <w:rFonts w:ascii="Times New Roman" w:cs="Times New Roman" w:eastAsia="Times New Roman" w:hAnsi="Times New Roman"/>
-                      <w:color w:val="000000"/>
-                      <w:sz w:val="20"/>
-                      <w:szCs w:val="20"/>
+                    <w:keepNext w:val="0"/>
+                    <w:keepLines w:val="0"/>
+                    <w:pageBreakBefore w:val="0"/>
+                    <w:widowControl w:val="1"/>
+                    <w:pBdr>
+                      <w:top w:space="0" w:sz="0" w:val="nil"/>
+                      <w:left w:space="0" w:sz="0" w:val="nil"/>
+                      <w:bottom w:space="0" w:sz="0" w:val="nil"/>
+                      <w:right w:space="0" w:sz="0" w:val="nil"/>
+                      <w:between w:space="0" w:sz="0" w:val="nil"/>
+                    </w:pBdr>
+                    <w:shd w:fill="auto" w:val="clear"/>
+                    <w:spacing w:after="0" w:before="40" w:line="240" w:lineRule="auto"/>
+                    <w:ind w:left="0" w:right="0" w:firstLine="0"/>
+                    <w:jc w:val="left"/>
+                    <w:rPr>
+                      <w:rFonts w:ascii="Times New Roman" w:cs="Times New Roman" w:eastAsia="Times New Roman" w:hAnsi="Times New Roman"/>
+                      <w:b w:val="1"/>
+                      <w:i w:val="0"/>
+                      <w:smallCaps w:val="0"/>
+                      <w:strike w:val="0"/>
+                      <w:color w:val="000000"/>
+                      <w:sz w:val="20"/>
+                      <w:szCs w:val="20"/>
+                      <w:u w:val="none"/>
+                      <w:shd w:fill="auto" w:val="clear"/>
+                      <w:vertAlign w:val="baseline"/>
+                    </w:rPr>
+                  </w:pPr>
+                  <w:r>
+                    <w:rPr>
+                      <w:rFonts w:ascii="Times New Roman" w:cs="Times New Roman" w:eastAsia="Times New Roman" w:hAnsi="Times New Roman"/>
+                      <w:b w:val="1"/>
+                      <w:i w:val="0"/>
+                      <w:smallCaps w:val="0"/>
+                      <w:strike w:val="0"/>
+                      <w:color w:val="000000"/>
+                      <w:sz w:val="20"/>
+                      <w:szCs w:val="20"/>
+                      <w:u w:val="none"/>
+                      <w:shd w:fill="auto" w:val="clear"/>
+                      <w:vertAlign w:val="baseline"/>
                     </w:rPr>
                     <w:drawing>
                       <wp:inline distB="0" distT="0" distL="0" distR="0">
                         <wp:extent cx="190500" cy="190500"/>
                         <wp:effectExtent b="9525" l="9525" r="9525" t="9525"/>
-                        <wp:docPr id="1029" name="image1.png"/>
+                        <wp:docPr id="1" name="image2.png"/>
                         <a:graphic>
                           <a:graphicData uri="http://schemas.openxmlformats.org/drawingml/2006/picture">
                             <pic:pic>
                               <pic:nvPicPr>
-                                <pic:cNvPr id="0" name="image1.png"/>
+                                <pic:cNvPr id="0" name="image2.png"/>
                                 <pic:cNvPicPr preferRelativeResize="0"/>
                               </pic:nvPicPr>
                               <pic:blipFill>
@@ -250,21 +369,48 @@
                 </w:tcPr>
                 <w:p>
                   <w:pPr>
-                    <w:pStyle w:val="Heading1"/>
-                    <w:spacing w:before="0" w:line="360" w:lineRule="auto"/>
-                    <w:rPr>
-                      <w:rFonts w:ascii="Times New Roman" w:cs="Times New Roman" w:eastAsia="Times New Roman" w:hAnsi="Times New Roman"/>
-                      <w:color w:val="000000"/>
-                      <w:sz w:val="20"/>
-                      <w:szCs w:val="20"/>
-                    </w:rPr>
-                  </w:pPr>
-                  <w:r>
-                    <w:rPr>
-                      <w:rFonts w:ascii="Times New Roman" w:cs="Times New Roman" w:eastAsia="Times New Roman" w:hAnsi="Times New Roman"/>
-                      <w:color w:val="000000"/>
-                      <w:sz w:val="20"/>
-                      <w:szCs w:val="20"/>
+                    <w:keepNext w:val="0"/>
+                    <w:keepLines w:val="0"/>
+                    <w:pageBreakBefore w:val="0"/>
+                    <w:widowControl w:val="1"/>
+                    <w:pBdr>
+                      <w:top w:space="0" w:sz="0" w:val="nil"/>
+                      <w:left w:space="0" w:sz="0" w:val="nil"/>
+                      <w:bottom w:space="0" w:sz="0" w:val="nil"/>
+                      <w:right w:space="0" w:sz="0" w:val="nil"/>
+                      <w:between w:space="0" w:sz="0" w:val="nil"/>
+                    </w:pBdr>
+                    <w:shd w:fill="auto" w:val="clear"/>
+                    <w:spacing w:after="0" w:before="0" w:line="360" w:lineRule="auto"/>
+                    <w:ind w:left="0" w:right="0" w:firstLine="0"/>
+                    <w:jc w:val="left"/>
+                    <w:rPr>
+                      <w:rFonts w:ascii="Times New Roman" w:cs="Times New Roman" w:eastAsia="Times New Roman" w:hAnsi="Times New Roman"/>
+                      <w:b w:val="1"/>
+                      <w:i w:val="0"/>
+                      <w:smallCaps w:val="0"/>
+                      <w:strike w:val="0"/>
+                      <w:color w:val="000000"/>
+                      <w:sz w:val="20"/>
+                      <w:szCs w:val="20"/>
+                      <w:u w:val="none"/>
+                      <w:shd w:fill="auto" w:val="clear"/>
+                      <w:vertAlign w:val="baseline"/>
+                    </w:rPr>
+                  </w:pPr>
+                  <w:r>
+                    <w:rPr>
+                      <w:rFonts w:ascii="Times New Roman" w:cs="Times New Roman" w:eastAsia="Times New Roman" w:hAnsi="Times New Roman"/>
+                      <w:b w:val="1"/>
+                      <w:i w:val="0"/>
+                      <w:smallCaps w:val="0"/>
+                      <w:strike w:val="0"/>
+                      <w:color w:val="000000"/>
+                      <w:sz w:val="20"/>
+                      <w:szCs w:val="20"/>
+                      <w:u w:val="none"/>
+                      <w:shd w:fill="auto" w:val="clear"/>
+                      <w:vertAlign w:val="baseline"/>
                       <w:rtl w:val="0"/>
                     </w:rPr>
                     <w:t xml:space="preserve">Career Summary</w:t>
@@ -289,7 +435,7 @@
                       <w:szCs w:val="20"/>
                       <w:rtl w:val="0"/>
                     </w:rPr>
-                    <w:t xml:space="preserve">I’m a frontend developer with two years of experience building user-friendly and responsive web applications. I enjoy turning designs into interactive and seamless experiences, making sure everything looks great and works smoothly across different devices. I’ve worked closely with designers and backend developers to create well-structured and scalable applications, ensuring that users get the best possible experience. I’m always looking for ways to improve performance, simplify workflows, and stay updated with the latest frontend technologies. My goal is to build clean, efficient, and accessible interfaces that make a real difference.</w:t>
+                    <w:t xml:space="preserve">I’m a Frontend developer with two years of experience building user-friendly and responsive web applications. I enjoy turning designs into interactive and seamless experiences, making sure everything looks great and works smoothly across different devices. I’ve worked closely with designers and backend developers to create well-structured and scalable applications, ensuring that users get the best possible experience. I’m always looking for ways to improve performance, simplify workflows, and stay updated with the latest frontend technologies. My goal is to build clean, efficient, and accessible interfaces that make a real difference.</w:t>
                   </w:r>
                 </w:p>
               </w:tc>
@@ -303,12 +449,33 @@
                 <w:tcPr/>
                 <w:p>
                   <w:pPr>
-                    <w:pStyle w:val="Heading1"/>
-                    <w:rPr>
-                      <w:rFonts w:ascii="Times New Roman" w:cs="Times New Roman" w:eastAsia="Times New Roman" w:hAnsi="Times New Roman"/>
-                      <w:color w:val="000000"/>
-                      <w:sz w:val="20"/>
-                      <w:szCs w:val="20"/>
+                    <w:keepNext w:val="0"/>
+                    <w:keepLines w:val="0"/>
+                    <w:pageBreakBefore w:val="0"/>
+                    <w:widowControl w:val="1"/>
+                    <w:pBdr>
+                      <w:top w:space="0" w:sz="0" w:val="nil"/>
+                      <w:left w:space="0" w:sz="0" w:val="nil"/>
+                      <w:bottom w:space="0" w:sz="0" w:val="nil"/>
+                      <w:right w:space="0" w:sz="0" w:val="nil"/>
+                      <w:between w:space="0" w:sz="0" w:val="nil"/>
+                    </w:pBdr>
+                    <w:shd w:fill="auto" w:val="clear"/>
+                    <w:spacing w:after="0" w:before="40" w:line="240" w:lineRule="auto"/>
+                    <w:ind w:left="0" w:right="0" w:firstLine="0"/>
+                    <w:jc w:val="left"/>
+                    <w:rPr>
+                      <w:rFonts w:ascii="Times New Roman" w:cs="Times New Roman" w:eastAsia="Times New Roman" w:hAnsi="Times New Roman"/>
+                      <w:b w:val="1"/>
+                      <w:i w:val="0"/>
+                      <w:smallCaps w:val="0"/>
+                      <w:strike w:val="0"/>
+                      <w:color w:val="000000"/>
+                      <w:sz w:val="20"/>
+                      <w:szCs w:val="20"/>
+                      <w:u w:val="none"/>
+                      <w:shd w:fill="auto" w:val="clear"/>
+                      <w:vertAlign w:val="baseline"/>
                     </w:rPr>
                   </w:pPr>
                   <w:r>
@@ -324,18 +491,48 @@
                 </w:tcPr>
                 <w:p>
                   <w:pPr>
-                    <w:pStyle w:val="Heading1"/>
-                    <w:spacing w:line="360" w:lineRule="auto"/>
-                    <w:rPr>
-                      <w:color w:val="000000"/>
-                    </w:rPr>
-                  </w:pPr>
-                  <w:r>
-                    <w:rPr>
-                      <w:rFonts w:ascii="Times New Roman" w:cs="Times New Roman" w:eastAsia="Times New Roman" w:hAnsi="Times New Roman"/>
-                      <w:color w:val="000000"/>
-                      <w:sz w:val="20"/>
-                      <w:szCs w:val="20"/>
+                    <w:keepNext w:val="0"/>
+                    <w:keepLines w:val="0"/>
+                    <w:pageBreakBefore w:val="0"/>
+                    <w:widowControl w:val="1"/>
+                    <w:pBdr>
+                      <w:top w:space="0" w:sz="0" w:val="nil"/>
+                      <w:left w:space="0" w:sz="0" w:val="nil"/>
+                      <w:bottom w:space="0" w:sz="0" w:val="nil"/>
+                      <w:right w:space="0" w:sz="0" w:val="nil"/>
+                      <w:between w:space="0" w:sz="0" w:val="nil"/>
+                    </w:pBdr>
+                    <w:shd w:fill="auto" w:val="clear"/>
+                    <w:spacing w:after="0" w:before="40" w:line="360" w:lineRule="auto"/>
+                    <w:ind w:left="0" w:right="0" w:firstLine="0"/>
+                    <w:jc w:val="left"/>
+                    <w:rPr>
+                      <w:rFonts w:ascii="Arial" w:cs="Arial" w:eastAsia="Arial" w:hAnsi="Arial"/>
+                      <w:b w:val="1"/>
+                      <w:i w:val="0"/>
+                      <w:smallCaps w:val="0"/>
+                      <w:strike w:val="0"/>
+                      <w:color w:val="000000"/>
+                      <w:sz w:val="24"/>
+                      <w:szCs w:val="24"/>
+                      <w:u w:val="none"/>
+                      <w:shd w:fill="auto" w:val="clear"/>
+                      <w:vertAlign w:val="baseline"/>
+                    </w:rPr>
+                  </w:pPr>
+                  <w:r>
+                    <w:rPr>
+                      <w:rFonts w:ascii="Times New Roman" w:cs="Times New Roman" w:eastAsia="Times New Roman" w:hAnsi="Times New Roman"/>
+                      <w:b w:val="1"/>
+                      <w:i w:val="0"/>
+                      <w:smallCaps w:val="0"/>
+                      <w:strike w:val="0"/>
+                      <w:color w:val="000000"/>
+                      <w:sz w:val="20"/>
+                      <w:szCs w:val="20"/>
+                      <w:u w:val="none"/>
+                      <w:shd w:fill="auto" w:val="clear"/>
+                      <w:vertAlign w:val="baseline"/>
                       <w:rtl w:val="0"/>
                     </w:rPr>
                     <w:t xml:space="preserve">Employment History</w:t>
@@ -364,6 +561,62 @@
                     <w:jc w:val="left"/>
                     <w:rPr>
                       <w:rFonts w:ascii="Times New Roman" w:cs="Times New Roman" w:eastAsia="Times New Roman" w:hAnsi="Times New Roman"/>
+                      <w:i w:val="0"/>
+                      <w:smallCaps w:val="0"/>
+                      <w:color w:val="4a86e8"/>
+                      <w:sz w:val="20"/>
+                      <w:szCs w:val="20"/>
+                      <w:u w:val="none"/>
+                      <w:shd w:fill="auto" w:val="clear"/>
+                      <w:vertAlign w:val="baseline"/>
+                    </w:rPr>
+                  </w:pPr>
+                  <w:r>
+                    <w:rPr>
+                      <w:rFonts w:ascii="Times New Roman" w:cs="Times New Roman" w:eastAsia="Times New Roman" w:hAnsi="Times New Roman"/>
+                      <w:b w:val="1"/>
+                      <w:color w:val="000000"/>
+                      <w:sz w:val="20"/>
+                      <w:szCs w:val="20"/>
+                      <w:rtl w:val="0"/>
+                    </w:rPr>
+                    <w:t xml:space="preserve">TTA</w:t>
+                  </w:r>
+                  <w:r>
+                    <w:rPr>
+                      <w:rFonts w:ascii="Times New Roman" w:cs="Times New Roman" w:eastAsia="Times New Roman" w:hAnsi="Times New Roman"/>
+                      <w:b w:val="1"/>
+                      <w:i w:val="0"/>
+                      <w:smallCaps w:val="0"/>
+                      <w:color w:val="000000"/>
+                      <w:sz w:val="20"/>
+                      <w:szCs w:val="20"/>
+                      <w:u w:val="none"/>
+                      <w:shd w:fill="auto" w:val="clear"/>
+                      <w:vertAlign w:val="baseline"/>
+                      <w:rtl w:val="0"/>
+                    </w:rPr>
+                    <w:t xml:space="preserve">, Nigeria</w:t>
+                  </w:r>
+                  <w:r>
+                    <w:rPr>
+                      <w:rFonts w:ascii="Times New Roman" w:cs="Times New Roman" w:eastAsia="Times New Roman" w:hAnsi="Times New Roman"/>
+                      <w:b w:val="0"/>
+                      <w:i w:val="0"/>
+                      <w:smallCaps w:val="0"/>
+                      <w:color w:val="000000"/>
+                      <w:sz w:val="20"/>
+                      <w:szCs w:val="20"/>
+                      <w:u w:val="none"/>
+                      <w:shd w:fill="auto" w:val="clear"/>
+                      <w:vertAlign w:val="baseline"/>
+                      <w:rtl w:val="0"/>
+                    </w:rPr>
+                    <w:t xml:space="preserve">                                                                    </w:t>
+                  </w:r>
+                  <w:r>
+                    <w:rPr>
+                      <w:rFonts w:ascii="Times New Roman" w:cs="Times New Roman" w:eastAsia="Times New Roman" w:hAnsi="Times New Roman"/>
                       <w:b w:val="0"/>
                       <w:i w:val="0"/>
                       <w:smallCaps w:val="0"/>
@@ -373,50 +626,19 @@
                       <w:u w:val="none"/>
                       <w:shd w:fill="auto" w:val="clear"/>
                       <w:vertAlign w:val="baseline"/>
-                    </w:rPr>
-                  </w:pPr>
-                  <w:r>
-                    <w:rPr>
-                      <w:rFonts w:ascii="Times New Roman" w:cs="Times New Roman" w:eastAsia="Times New Roman" w:hAnsi="Times New Roman"/>
-                      <w:b w:val="1"/>
-                      <w:color w:val="000000"/>
-                      <w:sz w:val="20"/>
-                      <w:szCs w:val="20"/>
-                      <w:rtl w:val="0"/>
-                    </w:rPr>
-                    <w:t xml:space="preserve">TTA</w:t>
-                  </w:r>
-                  <w:r>
-                    <w:rPr>
-                      <w:rFonts w:ascii="Times New Roman" w:cs="Times New Roman" w:eastAsia="Times New Roman" w:hAnsi="Times New Roman"/>
-                      <w:b w:val="1"/>
-                      <w:i w:val="0"/>
-                      <w:smallCaps w:val="0"/>
-                      <w:color w:val="000000"/>
-                      <w:sz w:val="20"/>
-                      <w:szCs w:val="20"/>
-                      <w:u w:val="none"/>
-                      <w:shd w:fill="auto" w:val="clear"/>
-                      <w:vertAlign w:val="baseline"/>
-                      <w:rtl w:val="0"/>
-                    </w:rPr>
-                    <w:t xml:space="preserve">, Nigeria</w:t>
-                  </w:r>
-                  <w:r>
-                    <w:rPr>
-                      <w:rFonts w:ascii="Times New Roman" w:cs="Times New Roman" w:eastAsia="Times New Roman" w:hAnsi="Times New Roman"/>
-                      <w:b w:val="0"/>
-                      <w:i w:val="0"/>
-                      <w:smallCaps w:val="0"/>
-                      <w:color w:val="000000"/>
-                      <w:sz w:val="20"/>
-                      <w:szCs w:val="20"/>
-                      <w:u w:val="none"/>
-                      <w:shd w:fill="auto" w:val="clear"/>
-                      <w:vertAlign w:val="baseline"/>
-                      <w:rtl w:val="0"/>
-                    </w:rPr>
-                    <w:t xml:space="preserve">                                                                    </w:t>
+                      <w:rtl w:val="0"/>
+                    </w:rPr>
+                    <w:t xml:space="preserve">     J</w:t>
+                  </w:r>
+                  <w:r>
+                    <w:rPr>
+                      <w:rFonts w:ascii="Times New Roman" w:cs="Times New Roman" w:eastAsia="Times New Roman" w:hAnsi="Times New Roman"/>
+                      <w:color w:val="4a86e8"/>
+                      <w:sz w:val="20"/>
+                      <w:szCs w:val="20"/>
+                      <w:rtl w:val="0"/>
+                    </w:rPr>
+                    <w:t xml:space="preserve">an 2024</w:t>
                   </w:r>
                   <w:r>
                     <w:rPr>
@@ -432,7 +654,7 @@
                       <w:vertAlign w:val="baseline"/>
                       <w:rtl w:val="0"/>
                     </w:rPr>
-                    <w:t xml:space="preserve">     J</w:t>
+                    <w:t xml:space="preserve"> – </w:t>
                   </w:r>
                   <w:r>
                     <w:rPr>
@@ -442,7 +664,7 @@
                       <w:szCs w:val="20"/>
                       <w:rtl w:val="0"/>
                     </w:rPr>
-                    <w:t xml:space="preserve">an 2024</w:t>
+                    <w:t xml:space="preserve">Present</w:t>
                   </w:r>
                   <w:r>
                     <w:rPr>
@@ -458,32 +680,6 @@
                       <w:vertAlign w:val="baseline"/>
                       <w:rtl w:val="0"/>
                     </w:rPr>
-                    <w:t xml:space="preserve"> – </w:t>
-                  </w:r>
-                  <w:r>
-                    <w:rPr>
-                      <w:rFonts w:ascii="Times New Roman" w:cs="Times New Roman" w:eastAsia="Times New Roman" w:hAnsi="Times New Roman"/>
-                      <w:color w:val="4a86e8"/>
-                      <w:sz w:val="20"/>
-                      <w:szCs w:val="20"/>
-                      <w:rtl w:val="0"/>
-                    </w:rPr>
-                    <w:t xml:space="preserve">Present</w:t>
-                  </w:r>
-                  <w:r>
-                    <w:rPr>
-                      <w:rFonts w:ascii="Times New Roman" w:cs="Times New Roman" w:eastAsia="Times New Roman" w:hAnsi="Times New Roman"/>
-                      <w:b w:val="0"/>
-                      <w:i w:val="0"/>
-                      <w:smallCaps w:val="0"/>
-                      <w:color w:val="4a86e8"/>
-                      <w:sz w:val="20"/>
-                      <w:szCs w:val="20"/>
-                      <w:u w:val="none"/>
-                      <w:shd w:fill="auto" w:val="clear"/>
-                      <w:vertAlign w:val="baseline"/>
-                      <w:rtl w:val="0"/>
-                    </w:rPr>
                     <w:br w:type="textWrapping"/>
                     <w:t xml:space="preserve"> </w:t>
                   </w:r>
@@ -627,6 +823,138 @@
                       <w:rtl w:val="0"/>
                     </w:rPr>
                     <w:t xml:space="preserve">• Conducted code reviews, provided feedback, and maintained clean, scalable, and reusable code.</w:t>
+                  </w:r>
+                </w:p>
+                <w:p>
+                  <w:pPr>
+                    <w:jc w:val="both"/>
+                    <w:rPr>
+                      <w:rFonts w:ascii="Times New Roman" w:cs="Times New Roman" w:eastAsia="Times New Roman" w:hAnsi="Times New Roman"/>
+                      <w:color w:val="000000"/>
+                      <w:sz w:val="20"/>
+                      <w:szCs w:val="20"/>
+                    </w:rPr>
+                  </w:pPr>
+                  <w:r>
+                    <w:rPr>
+                      <w:rtl w:val="0"/>
+                    </w:rPr>
+                  </w:r>
+                </w:p>
+                <w:p>
+                  <w:pPr>
+                    <w:spacing w:after="0" w:before="0" w:line="360" w:lineRule="auto"/>
+                    <w:rPr>
+                      <w:rFonts w:ascii="Times New Roman" w:cs="Times New Roman" w:eastAsia="Times New Roman" w:hAnsi="Times New Roman"/>
+                      <w:color w:val="4a86e8"/>
+                      <w:sz w:val="20"/>
+                      <w:szCs w:val="20"/>
+                    </w:rPr>
+                  </w:pPr>
+                  <w:r>
+                    <w:rPr>
+                      <w:rFonts w:ascii="Times New Roman" w:cs="Times New Roman" w:eastAsia="Times New Roman" w:hAnsi="Times New Roman"/>
+                      <w:color w:val="4a86e8"/>
+                      <w:sz w:val="20"/>
+                      <w:szCs w:val="20"/>
+                      <w:rtl w:val="0"/>
+                    </w:rPr>
+                    <w:t xml:space="preserve"> Robotics Instructor                                                           July 2024 – Present</w:t>
+                  </w:r>
+                </w:p>
+                <w:p>
+                  <w:pPr>
+                    <w:jc w:val="both"/>
+                    <w:rPr>
+                      <w:rFonts w:ascii="Times New Roman" w:cs="Times New Roman" w:eastAsia="Times New Roman" w:hAnsi="Times New Roman"/>
+                      <w:color w:val="000000"/>
+                      <w:sz w:val="20"/>
+                      <w:szCs w:val="20"/>
+                    </w:rPr>
+                  </w:pPr>
+                  <w:r>
+                    <w:rPr>
+                      <w:rFonts w:ascii="Times New Roman" w:cs="Times New Roman" w:eastAsia="Times New Roman" w:hAnsi="Times New Roman"/>
+                      <w:color w:val="000000"/>
+                      <w:sz w:val="20"/>
+                      <w:szCs w:val="20"/>
+                      <w:rtl w:val="0"/>
+                    </w:rPr>
+                    <w:t xml:space="preserve">• Taught robotics programming using C++ with Arduino IDE, experience in visual programming through Scratch, PictoBlox, and block-based coding for Microbit and ESP32 platforms.</w:t>
+                  </w:r>
+                </w:p>
+                <w:p>
+                  <w:pPr>
+                    <w:jc w:val="both"/>
+                    <w:rPr>
+                      <w:rFonts w:ascii="Times New Roman" w:cs="Times New Roman" w:eastAsia="Times New Roman" w:hAnsi="Times New Roman"/>
+                      <w:color w:val="000000"/>
+                      <w:sz w:val="20"/>
+                      <w:szCs w:val="20"/>
+                    </w:rPr>
+                  </w:pPr>
+                  <w:r>
+                    <w:rPr>
+                      <w:rFonts w:ascii="Times New Roman" w:cs="Times New Roman" w:eastAsia="Times New Roman" w:hAnsi="Times New Roman"/>
+                      <w:color w:val="000000"/>
+                      <w:sz w:val="20"/>
+                      <w:szCs w:val="20"/>
+                      <w:rtl w:val="0"/>
+                    </w:rPr>
+                    <w:t xml:space="preserve">• Guided students through practical projects using various microcontrollers and actuators, developing problem-solving and engineering skills.</w:t>
+                  </w:r>
+                </w:p>
+                <w:p>
+                  <w:pPr>
+                    <w:jc w:val="both"/>
+                    <w:rPr>
+                      <w:rFonts w:ascii="Times New Roman" w:cs="Times New Roman" w:eastAsia="Times New Roman" w:hAnsi="Times New Roman"/>
+                      <w:color w:val="000000"/>
+                      <w:sz w:val="20"/>
+                      <w:szCs w:val="20"/>
+                    </w:rPr>
+                  </w:pPr>
+                  <w:r>
+                    <w:rPr>
+                      <w:rFonts w:ascii="Times New Roman" w:cs="Times New Roman" w:eastAsia="Times New Roman" w:hAnsi="Times New Roman"/>
+                      <w:color w:val="000000"/>
+                      <w:sz w:val="20"/>
+                      <w:szCs w:val="20"/>
+                      <w:rtl w:val="0"/>
+                    </w:rPr>
+                    <w:t xml:space="preserve">• Participated in Battle of the Bots 2025 competition where our project won "Best AI Integration" award for innovative artificial intelligence implementation in robotics systems.</w:t>
+                  </w:r>
+                </w:p>
+                <w:p>
+                  <w:pPr>
+                    <w:jc w:val="both"/>
+                    <w:rPr>
+                      <w:rFonts w:ascii="Times New Roman" w:cs="Times New Roman" w:eastAsia="Times New Roman" w:hAnsi="Times New Roman"/>
+                      <w:color w:val="000000"/>
+                      <w:sz w:val="20"/>
+                      <w:szCs w:val="20"/>
+                    </w:rPr>
+                  </w:pPr>
+                  <w:r>
+                    <w:rPr>
+                      <w:rtl w:val="0"/>
+                    </w:rPr>
+                  </w:r>
+                </w:p>
+                <w:p>
+                  <w:pPr>
+                    <w:jc w:val="both"/>
+                    <w:rPr>
+                      <w:rFonts w:ascii="Times New Roman" w:cs="Times New Roman" w:eastAsia="Times New Roman" w:hAnsi="Times New Roman"/>
+                      <w:color w:val="000000"/>
+                      <w:sz w:val="20"/>
+                      <w:szCs w:val="20"/>
+                    </w:rPr>
+                  </w:pPr>
+                  <w:r>
+                    <w:rPr>
+                      <w:rtl w:val="0"/>
+                    </w:rPr>
                   </w:r>
                 </w:p>
                 <w:p>
@@ -826,20 +1154,48 @@
                 <w:tcPr/>
                 <w:p>
                   <w:pPr>
-                    <w:pStyle w:val="Heading1"/>
-                    <w:rPr>
-                      <w:rFonts w:ascii="Times New Roman" w:cs="Times New Roman" w:eastAsia="Times New Roman" w:hAnsi="Times New Roman"/>
-                      <w:color w:val="000000"/>
-                      <w:sz w:val="20"/>
-                      <w:szCs w:val="20"/>
-                    </w:rPr>
-                  </w:pPr>
-                  <w:r>
-                    <w:rPr>
-                      <w:rFonts w:ascii="Times New Roman" w:cs="Times New Roman" w:eastAsia="Times New Roman" w:hAnsi="Times New Roman"/>
-                      <w:color w:val="000000"/>
-                      <w:sz w:val="20"/>
-                      <w:szCs w:val="20"/>
+                    <w:keepNext w:val="0"/>
+                    <w:keepLines w:val="0"/>
+                    <w:pageBreakBefore w:val="0"/>
+                    <w:widowControl w:val="1"/>
+                    <w:pBdr>
+                      <w:top w:space="0" w:sz="0" w:val="nil"/>
+                      <w:left w:space="0" w:sz="0" w:val="nil"/>
+                      <w:bottom w:space="0" w:sz="0" w:val="nil"/>
+                      <w:right w:space="0" w:sz="0" w:val="nil"/>
+                      <w:between w:space="0" w:sz="0" w:val="nil"/>
+                    </w:pBdr>
+                    <w:shd w:fill="auto" w:val="clear"/>
+                    <w:spacing w:after="0" w:before="40" w:line="240" w:lineRule="auto"/>
+                    <w:ind w:left="0" w:right="0" w:firstLine="0"/>
+                    <w:jc w:val="left"/>
+                    <w:rPr>
+                      <w:rFonts w:ascii="Times New Roman" w:cs="Times New Roman" w:eastAsia="Times New Roman" w:hAnsi="Times New Roman"/>
+                      <w:b w:val="1"/>
+                      <w:i w:val="0"/>
+                      <w:smallCaps w:val="0"/>
+                      <w:strike w:val="0"/>
+                      <w:color w:val="000000"/>
+                      <w:sz w:val="20"/>
+                      <w:szCs w:val="20"/>
+                      <w:u w:val="none"/>
+                      <w:shd w:fill="auto" w:val="clear"/>
+                      <w:vertAlign w:val="baseline"/>
+                    </w:rPr>
+                  </w:pPr>
+                  <w:r>
+                    <w:rPr>
+                      <w:rFonts w:ascii="Times New Roman" w:cs="Times New Roman" w:eastAsia="Times New Roman" w:hAnsi="Times New Roman"/>
+                      <w:b w:val="1"/>
+                      <w:i w:val="0"/>
+                      <w:smallCaps w:val="0"/>
+                      <w:strike w:val="0"/>
+                      <w:color w:val="000000"/>
+                      <w:sz w:val="20"/>
+                      <w:szCs w:val="20"/>
+                      <w:u w:val="none"/>
+                      <w:shd w:fill="auto" w:val="clear"/>
+                      <w:vertAlign w:val="baseline"/>
                       <w:rtl w:val="0"/>
                     </w:rPr>
                     <w:t xml:space="preserve"> </w:t>
@@ -852,63 +1208,134 @@
                 </w:tcPr>
                 <w:p>
                   <w:pPr>
-                    <w:pStyle w:val="Heading1"/>
-                    <w:rPr>
-                      <w:rFonts w:ascii="Times New Roman" w:cs="Times New Roman" w:eastAsia="Times New Roman" w:hAnsi="Times New Roman"/>
-                      <w:color w:val="000000"/>
-                      <w:sz w:val="20"/>
-                      <w:szCs w:val="20"/>
-                    </w:rPr>
-                  </w:pPr>
-                  <w:r>
-                    <w:rPr>
-                      <w:rtl w:val="0"/>
-                    </w:rPr>
-                  </w:r>
-                </w:p>
-                <w:p>
-                  <w:pPr>
-                    <w:pStyle w:val="Heading1"/>
-                    <w:rPr>
-                      <w:rFonts w:ascii="Times New Roman" w:cs="Times New Roman" w:eastAsia="Times New Roman" w:hAnsi="Times New Roman"/>
-                      <w:color w:val="000000"/>
-                      <w:sz w:val="20"/>
-                      <w:szCs w:val="20"/>
-                    </w:rPr>
-                  </w:pPr>
-                  <w:r>
-                    <w:rPr>
-                      <w:rFonts w:ascii="Times New Roman" w:cs="Times New Roman" w:eastAsia="Times New Roman" w:hAnsi="Times New Roman"/>
-                      <w:color w:val="000000"/>
-                      <w:sz w:val="20"/>
-                      <w:szCs w:val="20"/>
-                      <w:rtl w:val="0"/>
-                    </w:rPr>
-                    <w:t xml:space="preserve">Education  </w:t>
-                  </w:r>
-                  <w:r>
-                    <w:rPr>
-                      <w:rFonts w:ascii="Times New Roman" w:cs="Times New Roman" w:eastAsia="Times New Roman" w:hAnsi="Times New Roman"/>
-                      <w:color w:val="000000"/>
-                      <w:sz w:val="20"/>
-                      <w:szCs w:val="20"/>
-                      <w:rtl w:val="0"/>
-                    </w:rPr>
-                    <w:t xml:space="preserve">                                                                       </w:t>
-                  </w:r>
-                </w:p>
-                <w:p>
-                  <w:pPr>
-                    <w:pStyle w:val="Heading2"/>
-                    <w:rPr>
-                      <w:rFonts w:ascii="Times New Roman" w:cs="Times New Roman" w:eastAsia="Times New Roman" w:hAnsi="Times New Roman"/>
+                    <w:keepNext w:val="0"/>
+                    <w:keepLines w:val="0"/>
+                    <w:pageBreakBefore w:val="0"/>
+                    <w:widowControl w:val="1"/>
+                    <w:pBdr>
+                      <w:top w:space="0" w:sz="0" w:val="nil"/>
+                      <w:left w:space="0" w:sz="0" w:val="nil"/>
+                      <w:bottom w:space="0" w:sz="0" w:val="nil"/>
+                      <w:right w:space="0" w:sz="0" w:val="nil"/>
+                      <w:between w:space="0" w:sz="0" w:val="nil"/>
+                    </w:pBdr>
+                    <w:shd w:fill="auto" w:val="clear"/>
+                    <w:spacing w:after="0" w:before="40" w:line="240" w:lineRule="auto"/>
+                    <w:ind w:left="0" w:right="0" w:firstLine="0"/>
+                    <w:jc w:val="left"/>
+                    <w:rPr>
+                      <w:rFonts w:ascii="Times New Roman" w:cs="Times New Roman" w:eastAsia="Times New Roman" w:hAnsi="Times New Roman"/>
+                      <w:b w:val="1"/>
+                      <w:i w:val="0"/>
+                      <w:smallCaps w:val="0"/>
+                      <w:strike w:val="0"/>
+                      <w:color w:val="000000"/>
+                      <w:sz w:val="20"/>
+                      <w:szCs w:val="20"/>
+                      <w:u w:val="none"/>
+                      <w:shd w:fill="auto" w:val="clear"/>
+                      <w:vertAlign w:val="baseline"/>
+                    </w:rPr>
+                  </w:pPr>
+                  <w:r>
+                    <w:rPr>
+                      <w:rtl w:val="0"/>
+                    </w:rPr>
+                  </w:r>
+                </w:p>
+                <w:p>
+                  <w:pPr>
+                    <w:keepNext w:val="0"/>
+                    <w:keepLines w:val="0"/>
+                    <w:pageBreakBefore w:val="0"/>
+                    <w:widowControl w:val="1"/>
+                    <w:pBdr>
+                      <w:top w:space="0" w:sz="0" w:val="nil"/>
+                      <w:left w:space="0" w:sz="0" w:val="nil"/>
+                      <w:bottom w:space="0" w:sz="0" w:val="nil"/>
+                      <w:right w:space="0" w:sz="0" w:val="nil"/>
+                      <w:between w:space="0" w:sz="0" w:val="nil"/>
+                    </w:pBdr>
+                    <w:shd w:fill="auto" w:val="clear"/>
+                    <w:spacing w:after="0" w:before="40" w:line="240" w:lineRule="auto"/>
+                    <w:ind w:left="0" w:right="0" w:firstLine="0"/>
+                    <w:jc w:val="left"/>
+                    <w:rPr>
+                      <w:rFonts w:ascii="Times New Roman" w:cs="Times New Roman" w:eastAsia="Times New Roman" w:hAnsi="Times New Roman"/>
+                      <w:b w:val="1"/>
+                      <w:i w:val="0"/>
+                      <w:smallCaps w:val="0"/>
+                      <w:strike w:val="0"/>
+                      <w:color w:val="000000"/>
+                      <w:sz w:val="20"/>
+                      <w:szCs w:val="20"/>
+                      <w:u w:val="none"/>
+                      <w:shd w:fill="auto" w:val="clear"/>
+                      <w:vertAlign w:val="baseline"/>
+                    </w:rPr>
+                  </w:pPr>
+                  <w:r>
+                    <w:rPr>
+                      <w:rFonts w:ascii="Times New Roman" w:cs="Times New Roman" w:eastAsia="Times New Roman" w:hAnsi="Times New Roman"/>
+                      <w:b w:val="1"/>
+                      <w:i w:val="0"/>
+                      <w:smallCaps w:val="0"/>
+                      <w:strike w:val="0"/>
+                      <w:color w:val="000000"/>
+                      <w:sz w:val="20"/>
+                      <w:szCs w:val="20"/>
+                      <w:u w:val="none"/>
+                      <w:shd w:fill="auto" w:val="clear"/>
+                      <w:vertAlign w:val="baseline"/>
+                      <w:rtl w:val="0"/>
+                    </w:rPr>
+                    <w:t xml:space="preserve">Education                                                                         </w:t>
+                  </w:r>
+                </w:p>
+                <w:p>
+                  <w:pPr>
+                    <w:keepNext w:val="0"/>
+                    <w:keepLines w:val="0"/>
+                    <w:pageBreakBefore w:val="0"/>
+                    <w:widowControl w:val="1"/>
+                    <w:pBdr>
+                      <w:top w:space="0" w:sz="0" w:val="nil"/>
+                      <w:left w:space="0" w:sz="0" w:val="nil"/>
+                      <w:bottom w:space="0" w:sz="0" w:val="nil"/>
+                      <w:right w:space="0" w:sz="0" w:val="nil"/>
+                      <w:between w:space="0" w:sz="0" w:val="nil"/>
+                    </w:pBdr>
+                    <w:shd w:fill="auto" w:val="clear"/>
+                    <w:spacing w:after="0" w:before="100" w:line="312" w:lineRule="auto"/>
+                    <w:ind w:left="0" w:right="0" w:firstLine="0"/>
+                    <w:jc w:val="left"/>
+                    <w:rPr>
+                      <w:rFonts w:ascii="Times New Roman" w:cs="Times New Roman" w:eastAsia="Times New Roman" w:hAnsi="Times New Roman"/>
+                      <w:b w:val="1"/>
+                      <w:i w:val="0"/>
+                      <w:smallCaps w:val="0"/>
+                      <w:strike w:val="0"/>
                       <w:color w:val="4a86e8"/>
-                    </w:rPr>
-                  </w:pPr>
-                  <w:r>
-                    <w:rPr>
-                      <w:rFonts w:ascii="Times New Roman" w:cs="Times New Roman" w:eastAsia="Times New Roman" w:hAnsi="Times New Roman"/>
-                      <w:color w:val="000000"/>
+                      <w:sz w:val="20"/>
+                      <w:szCs w:val="20"/>
+                      <w:u w:val="none"/>
+                      <w:shd w:fill="auto" w:val="clear"/>
+                      <w:vertAlign w:val="baseline"/>
+                    </w:rPr>
+                  </w:pPr>
+                  <w:r>
+                    <w:rPr>
+                      <w:rFonts w:ascii="Times New Roman" w:cs="Times New Roman" w:eastAsia="Times New Roman" w:hAnsi="Times New Roman"/>
+                      <w:b w:val="1"/>
+                      <w:i w:val="0"/>
+                      <w:smallCaps w:val="0"/>
+                      <w:strike w:val="0"/>
+                      <w:color w:val="000000"/>
+                      <w:sz w:val="20"/>
+                      <w:szCs w:val="20"/>
+                      <w:u w:val="none"/>
+                      <w:shd w:fill="auto" w:val="clear"/>
+                      <w:vertAlign w:val="baseline"/>
                       <w:rtl w:val="0"/>
                     </w:rPr>
                     <w:t xml:space="preserve">Olabisi Onabanjo University, Ago Iwoye, Ogun state</w:t>
@@ -918,7 +1345,15 @@
                     <w:rPr>
                       <w:rFonts w:ascii="Times New Roman" w:cs="Times New Roman" w:eastAsia="Times New Roman" w:hAnsi="Times New Roman"/>
                       <w:b w:val="0"/>
-                      <w:color w:val="000000"/>
+                      <w:i w:val="0"/>
+                      <w:smallCaps w:val="0"/>
+                      <w:strike w:val="0"/>
+                      <w:color w:val="000000"/>
+                      <w:sz w:val="20"/>
+                      <w:szCs w:val="20"/>
+                      <w:u w:val="none"/>
+                      <w:shd w:fill="auto" w:val="clear"/>
+                      <w:vertAlign w:val="baseline"/>
                       <w:rtl w:val="0"/>
                     </w:rPr>
                     <w:t xml:space="preserve">B.Sc.computer science and education                                                </w:t>
@@ -927,7 +1362,15 @@
                     <w:rPr>
                       <w:rFonts w:ascii="Times New Roman" w:cs="Times New Roman" w:eastAsia="Times New Roman" w:hAnsi="Times New Roman"/>
                       <w:b w:val="0"/>
+                      <w:i w:val="0"/>
+                      <w:smallCaps w:val="0"/>
+                      <w:strike w:val="0"/>
                       <w:color w:val="4a86e8"/>
+                      <w:sz w:val="20"/>
+                      <w:szCs w:val="20"/>
+                      <w:u w:val="none"/>
+                      <w:shd w:fill="auto" w:val="clear"/>
+                      <w:vertAlign w:val="baseline"/>
                       <w:rtl w:val="0"/>
                     </w:rPr>
                     <w:t xml:space="preserve">2019- 2023</w:t>
@@ -949,12 +1392,33 @@
                 <w:tcPr/>
                 <w:p>
                   <w:pPr>
-                    <w:pStyle w:val="Heading1"/>
-                    <w:rPr>
-                      <w:rFonts w:ascii="Times New Roman" w:cs="Times New Roman" w:eastAsia="Times New Roman" w:hAnsi="Times New Roman"/>
-                      <w:color w:val="000000"/>
-                      <w:sz w:val="20"/>
-                      <w:szCs w:val="20"/>
+                    <w:keepNext w:val="0"/>
+                    <w:keepLines w:val="0"/>
+                    <w:pageBreakBefore w:val="0"/>
+                    <w:widowControl w:val="1"/>
+                    <w:pBdr>
+                      <w:top w:space="0" w:sz="0" w:val="nil"/>
+                      <w:left w:space="0" w:sz="0" w:val="nil"/>
+                      <w:bottom w:space="0" w:sz="0" w:val="nil"/>
+                      <w:right w:space="0" w:sz="0" w:val="nil"/>
+                      <w:between w:space="0" w:sz="0" w:val="nil"/>
+                    </w:pBdr>
+                    <w:shd w:fill="auto" w:val="clear"/>
+                    <w:spacing w:after="0" w:before="40" w:line="240" w:lineRule="auto"/>
+                    <w:ind w:left="0" w:right="0" w:firstLine="0"/>
+                    <w:jc w:val="left"/>
+                    <w:rPr>
+                      <w:rFonts w:ascii="Times New Roman" w:cs="Times New Roman" w:eastAsia="Times New Roman" w:hAnsi="Times New Roman"/>
+                      <w:b w:val="1"/>
+                      <w:i w:val="0"/>
+                      <w:smallCaps w:val="0"/>
+                      <w:strike w:val="0"/>
+                      <w:color w:val="000000"/>
+                      <w:sz w:val="20"/>
+                      <w:szCs w:val="20"/>
+                      <w:u w:val="none"/>
+                      <w:shd w:fill="auto" w:val="clear"/>
+                      <w:vertAlign w:val="baseline"/>
                     </w:rPr>
                   </w:pPr>
                   <w:r>
@@ -970,13 +1434,33 @@
                 </w:tcPr>
                 <w:p>
                   <w:pPr>
-                    <w:pStyle w:val="Heading1"/>
+                    <w:keepNext w:val="0"/>
+                    <w:keepLines w:val="0"/>
+                    <w:pageBreakBefore w:val="0"/>
+                    <w:widowControl w:val="1"/>
+                    <w:pBdr>
+                      <w:top w:space="0" w:sz="0" w:val="nil"/>
+                      <w:left w:space="0" w:sz="0" w:val="nil"/>
+                      <w:bottom w:space="0" w:sz="0" w:val="nil"/>
+                      <w:right w:space="0" w:sz="0" w:val="nil"/>
+                      <w:between w:space="0" w:sz="0" w:val="nil"/>
+                    </w:pBdr>
+                    <w:shd w:fill="auto" w:val="clear"/>
+                    <w:spacing w:after="0" w:before="40" w:line="240" w:lineRule="auto"/>
+                    <w:ind w:left="0" w:right="0" w:firstLine="0"/>
+                    <w:jc w:val="left"/>
                     <w:rPr>
                       <w:rFonts w:ascii="Times New Roman" w:cs="Times New Roman" w:eastAsia="Times New Roman" w:hAnsi="Times New Roman"/>
                       <w:b w:val="0"/>
-                      <w:color w:val="000000"/>
-                      <w:sz w:val="20"/>
-                      <w:szCs w:val="20"/>
+                      <w:i w:val="0"/>
+                      <w:smallCaps w:val="0"/>
+                      <w:strike w:val="0"/>
+                      <w:color w:val="000000"/>
+                      <w:sz w:val="20"/>
+                      <w:szCs w:val="20"/>
+                      <w:u w:val="none"/>
+                      <w:shd w:fill="auto" w:val="clear"/>
+                      <w:vertAlign w:val="baseline"/>
                     </w:rPr>
                   </w:pPr>
                   <w:r>
@@ -996,12 +1480,33 @@
                 <w:tcPr/>
                 <w:p>
                   <w:pPr>
-                    <w:pStyle w:val="Heading1"/>
-                    <w:rPr>
-                      <w:rFonts w:ascii="Times New Roman" w:cs="Times New Roman" w:eastAsia="Times New Roman" w:hAnsi="Times New Roman"/>
-                      <w:color w:val="000000"/>
-                      <w:sz w:val="20"/>
-                      <w:szCs w:val="20"/>
+                    <w:keepNext w:val="0"/>
+                    <w:keepLines w:val="0"/>
+                    <w:pageBreakBefore w:val="0"/>
+                    <w:widowControl w:val="1"/>
+                    <w:pBdr>
+                      <w:top w:space="0" w:sz="0" w:val="nil"/>
+                      <w:left w:space="0" w:sz="0" w:val="nil"/>
+                      <w:bottom w:space="0" w:sz="0" w:val="nil"/>
+                      <w:right w:space="0" w:sz="0" w:val="nil"/>
+                      <w:between w:space="0" w:sz="0" w:val="nil"/>
+                    </w:pBdr>
+                    <w:shd w:fill="auto" w:val="clear"/>
+                    <w:spacing w:after="0" w:before="40" w:line="240" w:lineRule="auto"/>
+                    <w:ind w:left="0" w:right="0" w:firstLine="0"/>
+                    <w:jc w:val="left"/>
+                    <w:rPr>
+                      <w:rFonts w:ascii="Times New Roman" w:cs="Times New Roman" w:eastAsia="Times New Roman" w:hAnsi="Times New Roman"/>
+                      <w:b w:val="1"/>
+                      <w:i w:val="0"/>
+                      <w:smallCaps w:val="0"/>
+                      <w:strike w:val="0"/>
+                      <w:color w:val="000000"/>
+                      <w:sz w:val="20"/>
+                      <w:szCs w:val="20"/>
+                      <w:u w:val="none"/>
+                      <w:shd w:fill="auto" w:val="clear"/>
+                      <w:vertAlign w:val="baseline"/>
                     </w:rPr>
                   </w:pPr>
                   <w:r>
@@ -1054,20 +1559,48 @@
           <w:tcPr/>
           <w:p>
             <w:pPr>
-              <w:pStyle w:val="Heading3"/>
+              <w:keepNext w:val="0"/>
+              <w:keepLines w:val="0"/>
+              <w:pageBreakBefore w:val="0"/>
+              <w:widowControl w:val="1"/>
+              <w:pBdr>
+                <w:top w:space="0" w:sz="0" w:val="nil"/>
+                <w:left w:space="0" w:sz="0" w:val="nil"/>
+                <w:bottom w:space="0" w:sz="0" w:val="nil"/>
+                <w:right w:space="0" w:sz="0" w:val="nil"/>
+                <w:between w:space="0" w:sz="0" w:val="nil"/>
+              </w:pBdr>
+              <w:shd w:fill="auto" w:val="clear"/>
+              <w:spacing w:after="0" w:before="220" w:line="240" w:lineRule="auto"/>
+              <w:ind w:left="0" w:right="0" w:firstLine="0"/>
+              <w:jc w:val="left"/>
               <w:rPr>
                 <w:rFonts w:ascii="Times New Roman" w:cs="Times New Roman" w:eastAsia="Times New Roman" w:hAnsi="Times New Roman"/>
+                <w:b w:val="1"/>
+                <w:i w:val="0"/>
+                <w:smallCaps w:val="0"/>
+                <w:strike w:val="0"/>
                 <w:color w:val="000000"/>
                 <w:sz w:val="20"/>
                 <w:szCs w:val="20"/>
+                <w:u w:val="none"/>
+                <w:shd w:fill="auto" w:val="clear"/>
+                <w:vertAlign w:val="baseline"/>
               </w:rPr>
             </w:pPr>
             <w:r>
               <w:rPr>
                 <w:rFonts w:ascii="Times New Roman" w:cs="Times New Roman" w:eastAsia="Times New Roman" w:hAnsi="Times New Roman"/>
+                <w:b w:val="1"/>
+                <w:i w:val="0"/>
+                <w:smallCaps w:val="0"/>
+                <w:strike w:val="0"/>
                 <w:color w:val="000000"/>
                 <w:sz w:val="20"/>
                 <w:szCs w:val="20"/>
+                <w:u w:val="none"/>
+                <w:shd w:fill="auto" w:val="clear"/>
+                <w:vertAlign w:val="baseline"/>
                 <w:rtl w:val="0"/>
               </w:rPr>
               <w:br w:type="textWrapping"/>
@@ -1075,20 +1608,27 @@
             <w:r>
               <w:rPr>
                 <w:rFonts w:ascii="Times New Roman" w:cs="Times New Roman" w:eastAsia="Times New Roman" w:hAnsi="Times New Roman"/>
+                <w:b w:val="1"/>
+                <w:i w:val="0"/>
+                <w:smallCaps w:val="0"/>
+                <w:strike w:val="0"/>
                 <w:color w:val="000000"/>
                 <w:sz w:val="20"/>
                 <w:szCs w:val="20"/>
+                <w:u w:val="none"/>
+                <w:shd w:fill="auto" w:val="clear"/>
+                <w:vertAlign w:val="baseline"/>
               </w:rPr>
               <w:drawing>
                 <wp:inline distB="0" distT="0" distL="0" distR="0">
                   <wp:extent cx="190500" cy="190500"/>
                   <wp:effectExtent b="9525" l="9525" r="9525" t="9525"/>
-                  <wp:docPr id="1030" name="image2.png"/>
+                  <wp:docPr id="2" name="image1.png"/>
                   <a:graphic>
                     <a:graphicData uri="http://schemas.openxmlformats.org/drawingml/2006/picture">
                       <pic:pic>
                         <pic:nvPicPr>
-                          <pic:cNvPr id="0" name="image2.png"/>
+                          <pic:cNvPr id="0" name="image1.png"/>
                           <pic:cNvPicPr preferRelativeResize="0"/>
                         </pic:nvPicPr>
                         <pic:blipFill>
@@ -1120,9 +1660,16 @@
             <w:r>
               <w:rPr>
                 <w:rFonts w:ascii="Times New Roman" w:cs="Times New Roman" w:eastAsia="Times New Roman" w:hAnsi="Times New Roman"/>
+                <w:b w:val="1"/>
+                <w:i w:val="0"/>
+                <w:smallCaps w:val="0"/>
+                <w:strike w:val="0"/>
                 <w:color w:val="000000"/>
                 <w:sz w:val="20"/>
                 <w:szCs w:val="20"/>
+                <w:u w:val="none"/>
+                <w:shd w:fill="auto" w:val="clear"/>
+                <w:vertAlign w:val="baseline"/>
                 <w:rtl w:val="0"/>
               </w:rPr>
               <w:t xml:space="preserve">Skills &amp; Competencies  </w:t>
@@ -1135,8 +1682,8 @@
                 <w:numId w:val="1"/>
               </w:numPr>
               <w:shd w:fill="ffffff" w:val="clear"/>
-              <w:spacing w:after="0" w:afterAutospacing="0" w:before="240" w:lineRule="auto"/>
-              <w:ind w:left="360"/>
+              <w:spacing w:after="0" w:before="240" w:lineRule="auto"/>
+              <w:ind w:left="360" w:hanging="360"/>
               <w:rPr>
                 <w:color w:val="000000"/>
                 <w:sz w:val="22"/>
@@ -1163,6 +1710,11 @@
                 <w:rtl w:val="0"/>
               </w:rPr>
               <w:t xml:space="preserve"> Javascript, CSS, Typescript, C++</w:t>
+            </w:r>
+            <w:r>
+              <w:rPr>
+                <w:rtl w:val="0"/>
+              </w:rPr>
             </w:r>
           </w:p>
           <w:p>
@@ -1172,8 +1724,8 @@
                 <w:numId w:val="1"/>
               </w:numPr>
               <w:shd w:fill="ffffff" w:val="clear"/>
-              <w:spacing w:after="0" w:afterAutospacing="0" w:before="0" w:beforeAutospacing="0" w:lineRule="auto"/>
-              <w:ind w:left="360"/>
+              <w:spacing w:after="0" w:before="0" w:lineRule="auto"/>
+              <w:ind w:left="360" w:hanging="360"/>
               <w:rPr>
                 <w:color w:val="000000"/>
                 <w:sz w:val="22"/>
@@ -1200,6 +1752,11 @@
                 <w:rtl w:val="0"/>
               </w:rPr>
               <w:t xml:space="preserve"> ROS (Robot Operating System), Arduino, Raspberry Pi,Microbit</w:t>
+            </w:r>
+            <w:r>
+              <w:rPr>
+                <w:rtl w:val="0"/>
+              </w:rPr>
             </w:r>
           </w:p>
           <w:p>
@@ -1209,8 +1766,8 @@
                 <w:numId w:val="1"/>
               </w:numPr>
               <w:shd w:fill="ffffff" w:val="clear"/>
-              <w:spacing w:after="0" w:afterAutospacing="0" w:before="0" w:beforeAutospacing="0" w:lineRule="auto"/>
-              <w:ind w:left="360"/>
+              <w:spacing w:after="0" w:before="0" w:lineRule="auto"/>
+              <w:ind w:left="360" w:hanging="360"/>
               <w:rPr>
                 <w:color w:val="000000"/>
                 <w:sz w:val="22"/>
@@ -1236,7 +1793,7 @@
                 <w:szCs w:val="20"/>
                 <w:rtl w:val="0"/>
               </w:rPr>
-              <w:t xml:space="preserve">Vue, vuetify, Bootstrap, React</w:t>
+              <w:t xml:space="preserve">Vue, Vuetify, Bootstrap, React</w:t>
             </w:r>
             <w:r>
               <w:rPr>
@@ -1251,8 +1808,8 @@
                 <w:numId w:val="1"/>
               </w:numPr>
               <w:shd w:fill="ffffff" w:val="clear"/>
-              <w:spacing w:after="0" w:afterAutospacing="0" w:before="0" w:beforeAutospacing="0" w:lineRule="auto"/>
-              <w:ind w:left="360"/>
+              <w:spacing w:after="0" w:before="0" w:lineRule="auto"/>
+              <w:ind w:left="360" w:hanging="360"/>
               <w:rPr>
                 <w:color w:val="000000"/>
                 <w:sz w:val="22"/>
@@ -1279,6 +1836,11 @@
                 <w:rtl w:val="0"/>
               </w:rPr>
               <w:t xml:space="preserve"> Git, Github, Postman</w:t>
+            </w:r>
+            <w:r>
+              <w:rPr>
+                <w:rtl w:val="0"/>
+              </w:rPr>
             </w:r>
           </w:p>
           <w:p>
@@ -1288,8 +1850,8 @@
                 <w:numId w:val="1"/>
               </w:numPr>
               <w:shd w:fill="ffffff" w:val="clear"/>
-              <w:spacing w:after="240" w:before="0" w:beforeAutospacing="0" w:lineRule="auto"/>
-              <w:ind w:left="360"/>
+              <w:spacing w:after="240" w:before="0" w:lineRule="auto"/>
+              <w:ind w:left="360" w:hanging="360"/>
               <w:rPr>
                 <w:color w:val="000000"/>
                 <w:sz w:val="22"/>
@@ -1316,6 +1878,11 @@
                 <w:rtl w:val="0"/>
               </w:rPr>
               <w:t xml:space="preserve"> Debugging, robotics algorithms, real-time systems</w:t>
+            </w:r>
+            <w:r>
+              <w:rPr>
+                <w:rtl w:val="0"/>
+              </w:rPr>
             </w:r>
           </w:p>
           <w:p>
@@ -1776,7 +2343,7 @@
         <w:color w:val="3c3e43"/>
         <w:sz w:val="18"/>
         <w:szCs w:val="18"/>
-        <w:lang w:val="en-US"/>
+        <w:lang w:val="en"/>
       </w:rPr>
     </w:rPrDefault>
     <w:pPrDefault>
@@ -1785,11 +2352,19 @@
       </w:pPr>
     </w:pPrDefault>
   </w:docDefaults>
+  <w:style w:type="table" w:styleId="TableNormal" w:default="1">
+    <w:name w:val="TableNormal"/>
+    <w:tblPr>
+      <w:tblCellMar>
+        <w:top w:w="100.0" w:type="dxa"/>
+        <w:left w:w="100.0" w:type="dxa"/>
+        <w:bottom w:w="100.0" w:type="dxa"/>
+        <w:right w:w="100.0" w:type="dxa"/>
+      </w:tblCellMar>
+    </w:tblPr>
+  </w:style>
   <w:style w:type="paragraph" w:styleId="Normal" w:default="1">
     <w:name w:val="normal"/>
-  </w:style>
-  <w:style w:type="table" w:styleId="TableNormal" w:default="1">
-    <w:name w:val="Table Normal"/>
   </w:style>
   <w:style w:type="paragraph" w:styleId="Heading1">
     <w:name w:val="heading 1"/>
@@ -1870,391 +2445,6 @@
       <w:szCs w:val="56"/>
     </w:rPr>
   </w:style>
-  <w:style w:type="paragraph" w:styleId="style0" w:default="1">
-    <w:name w:val="Normal"/>
-    <w:next w:val="style0"/>
-    <w:qFormat w:val="1"/>
-    <w:pPr>
-      <w:spacing w:after="80" w:before="80" w:line="312" w:lineRule="auto"/>
-    </w:pPr>
-    <w:rPr>
-      <w:rFonts w:ascii="Arial" w:cs="Arial" w:eastAsia="Arial" w:hAnsi="Arial"/>
-      <w:color w:val="3c3e43"/>
-      <w:sz w:val="18"/>
-      <w:szCs w:val="18"/>
-      <w:lang w:eastAsia="en-US" w:val="en-US"/>
-    </w:rPr>
-  </w:style>
-  <w:style w:type="table" w:styleId="style105" w:default="1">
-    <w:name w:val="Normal Table"/>
-    <w:next w:val="style105"/>
-    <w:uiPriority w:val="99"/>
-    <w:pPr/>
-    <w:rPr/>
-    <w:tblPr>
-      <w:tblInd w:w="0.0" w:type="dxa"/>
-      <w:tblCellMar>
-        <w:top w:w="0.0" w:type="dxa"/>
-        <w:left w:w="108.0" w:type="dxa"/>
-        <w:bottom w:w="0.0" w:type="dxa"/>
-        <w:right w:w="108.0" w:type="dxa"/>
-      </w:tblCellMar>
-    </w:tblPr>
-    <w:tcPr>
-      <w:tcBorders/>
-    </w:tcPr>
-  </w:style>
-  <w:style w:type="paragraph" w:styleId="style1">
-    <w:name w:val="heading 1"/>
-    <w:basedOn w:val="style0"/>
-    <w:next w:val="style0"/>
-    <w:uiPriority w:val="9"/>
-    <w:qFormat w:val="1"/>
-    <w:pPr>
-      <w:spacing w:after="0" w:before="40" w:line="240" w:lineRule="auto"/>
-      <w:outlineLvl w:val="0"/>
-    </w:pPr>
-    <w:rPr>
-      <w:b w:val="1"/>
-      <w:color w:val="0b101c"/>
-      <w:sz w:val="24"/>
-      <w:szCs w:val="24"/>
-    </w:rPr>
-  </w:style>
-  <w:style w:type="paragraph" w:styleId="style2">
-    <w:name w:val="heading 2"/>
-    <w:basedOn w:val="style0"/>
-    <w:next w:val="style0"/>
-    <w:uiPriority w:val="9"/>
-    <w:qFormat w:val="1"/>
-    <w:pPr>
-      <w:spacing w:after="0" w:before="100"/>
-      <w:outlineLvl w:val="1"/>
-    </w:pPr>
-    <w:rPr>
-      <w:b w:val="1"/>
-      <w:color w:val="0b101c"/>
-      <w:sz w:val="20"/>
-      <w:szCs w:val="20"/>
-    </w:rPr>
-  </w:style>
-  <w:style w:type="paragraph" w:styleId="style3">
-    <w:name w:val="heading 3"/>
-    <w:basedOn w:val="style0"/>
-    <w:next w:val="style0"/>
-    <w:uiPriority w:val="9"/>
-    <w:qFormat w:val="1"/>
-    <w:pPr>
-      <w:spacing w:after="0" w:before="220" w:line="240" w:lineRule="auto"/>
-      <w:outlineLvl w:val="2"/>
-    </w:pPr>
-    <w:rPr>
-      <w:b w:val="1"/>
-      <w:color w:val="0b101c"/>
-    </w:rPr>
-  </w:style>
-  <w:style w:type="paragraph" w:styleId="style4">
-    <w:name w:val="heading 4"/>
-    <w:basedOn w:val="style0"/>
-    <w:next w:val="style0"/>
-    <w:uiPriority w:val="9"/>
-    <w:qFormat w:val="1"/>
-    <w:pPr>
-      <w:spacing w:after="0" w:before="120" w:line="240" w:lineRule="auto"/>
-      <w:outlineLvl w:val="3"/>
-    </w:pPr>
-    <w:rPr>
-      <w:color w:val="98a1b3"/>
-    </w:rPr>
-  </w:style>
-  <w:style w:type="paragraph" w:styleId="style5">
-    <w:name w:val="heading 5"/>
-    <w:basedOn w:val="style0"/>
-    <w:next w:val="style0"/>
-    <w:uiPriority w:val="9"/>
-    <w:qFormat w:val="1"/>
-    <w:pPr>
-      <w:outlineLvl w:val="4"/>
-    </w:pPr>
-    <w:rPr>
-      <w:color w:val="2e74b5"/>
-    </w:rPr>
-  </w:style>
-  <w:style w:type="paragraph" w:styleId="style6">
-    <w:name w:val="heading 6"/>
-    <w:basedOn w:val="style0"/>
-    <w:next w:val="style0"/>
-    <w:uiPriority w:val="9"/>
-    <w:qFormat w:val="1"/>
-    <w:pPr>
-      <w:outlineLvl w:val="5"/>
-    </w:pPr>
-    <w:rPr>
-      <w:color w:val="1f4d78"/>
-    </w:rPr>
-  </w:style>
-  <w:style w:type="paragraph" w:styleId="style62">
-    <w:name w:val="Title"/>
-    <w:basedOn w:val="style0"/>
-    <w:next w:val="style0"/>
-    <w:uiPriority w:val="10"/>
-    <w:qFormat w:val="1"/>
-    <w:pPr/>
-    <w:rPr>
-      <w:sz w:val="56"/>
-      <w:szCs w:val="56"/>
-    </w:rPr>
-  </w:style>
-  <w:style w:type="character" w:styleId="style65" w:default="1">
-    <w:name w:val="Default Paragraph Font"/>
-    <w:next w:val="style65"/>
-    <w:uiPriority w:val="1"/>
-  </w:style>
-  <w:style w:type="numbering" w:styleId="style107" w:default="1">
-    <w:name w:val="No List"/>
-    <w:next w:val="style107"/>
-    <w:uiPriority w:val="99"/>
-    <w:pPr/>
-  </w:style>
-  <w:style w:type="paragraph" w:styleId="style76">
-    <w:name w:val="Date"/>
-    <w:basedOn w:val="style0"/>
-    <w:next w:val="style0"/>
-    <w:link w:val="style4104"/>
-    <w:qFormat w:val="1"/>
-    <w:pPr>
-      <w:spacing w:after="140" w:before="0" w:line="240" w:lineRule="auto"/>
-    </w:pPr>
-    <w:rPr>
-      <w:color w:val="98a1b3"/>
-      <w:sz w:val="16"/>
-      <w:szCs w:val="16"/>
-    </w:rPr>
-  </w:style>
-  <w:style w:type="character" w:styleId="style38">
-    <w:name w:val="footnote reference"/>
-    <w:next w:val="style38"/>
-    <w:uiPriority w:val="99"/>
-    <w:rPr>
-      <w:vertAlign w:val="superscript"/>
-    </w:rPr>
-  </w:style>
-  <w:style w:type="paragraph" w:styleId="style29">
-    <w:name w:val="footnote text"/>
-    <w:basedOn w:val="style0"/>
-    <w:next w:val="style29"/>
-    <w:link w:val="style4099"/>
-    <w:uiPriority w:val="99"/>
-    <w:pPr>
-      <w:spacing w:after="0" w:line="240" w:lineRule="auto"/>
-    </w:pPr>
-    <w:rPr>
-      <w:sz w:val="20"/>
-      <w:szCs w:val="20"/>
-    </w:rPr>
-  </w:style>
-  <w:style w:type="character" w:styleId="style85">
-    <w:name w:val="Hyperlink"/>
-    <w:next w:val="style85"/>
-    <w:uiPriority w:val="99"/>
-    <w:rPr>
-      <w:color w:val="2886e7"/>
-    </w:rPr>
-  </w:style>
-  <w:style w:type="paragraph" w:styleId="style179">
-    <w:name w:val="List Paragraph"/>
-    <w:basedOn w:val="style0"/>
-    <w:next w:val="style179"/>
-    <w:qFormat w:val="1"/>
-    <w:pPr/>
-  </w:style>
-  <w:style w:type="character" w:styleId="style4099" w:customStyle="1">
-    <w:name w:val="Footnote Text Char"/>
-    <w:next w:val="style4099"/>
-    <w:link w:val="style29"/>
-    <w:uiPriority w:val="99"/>
-    <w:qFormat w:val="1"/>
-    <w:rPr>
-      <w:sz w:val="20"/>
-      <w:szCs w:val="20"/>
-    </w:rPr>
-  </w:style>
-  <w:style w:type="paragraph" w:styleId="style4100" w:customStyle="1">
-    <w:name w:val="Name"/>
-    <w:basedOn w:val="style0"/>
-    <w:next w:val="style0"/>
-    <w:qFormat w:val="1"/>
-    <w:pPr>
-      <w:spacing w:after="40" w:before="0" w:line="240" w:lineRule="auto"/>
-    </w:pPr>
-    <w:rPr>
-      <w:b w:val="1"/>
-      <w:color w:val="0b101c"/>
-      <w:sz w:val="41"/>
-      <w:szCs w:val="41"/>
-    </w:rPr>
-  </w:style>
-  <w:style w:type="paragraph" w:styleId="style4101" w:customStyle="1">
-    <w:name w:val="Job Title"/>
-    <w:basedOn w:val="style0"/>
-    <w:next w:val="style0"/>
-    <w:qFormat w:val="1"/>
-    <w:pPr>
-      <w:spacing w:after="0" w:before="0" w:line="240" w:lineRule="auto"/>
-    </w:pPr>
-    <w:rPr>
-      <w:color w:val="0b101c"/>
-    </w:rPr>
-  </w:style>
-  <w:style w:type="paragraph" w:styleId="style4102" w:customStyle="1">
-    <w:name w:val="Job Title1"/>
-    <w:basedOn w:val="style0"/>
-    <w:next w:val="style0"/>
-    <w:qFormat w:val="1"/>
-    <w:pPr>
-      <w:spacing w:after="40" w:before="140" w:line="288" w:lineRule="auto"/>
-    </w:pPr>
-    <w:rPr/>
-  </w:style>
-  <w:style w:type="paragraph" w:styleId="style4103" w:customStyle="1">
-    <w:name w:val="Skill Bar"/>
-    <w:basedOn w:val="style0"/>
-    <w:next w:val="style0"/>
-    <w:qFormat w:val="1"/>
-    <w:pPr>
-      <w:spacing w:after="0" w:before="0" w:line="36" w:lineRule="auto"/>
-    </w:pPr>
-    <w:rPr>
-      <w:color w:val="2886e7"/>
-    </w:rPr>
-  </w:style>
-  <w:style w:type="character" w:styleId="style4104" w:customStyle="1">
-    <w:name w:val="Date Char"/>
-    <w:basedOn w:val="style65"/>
-    <w:next w:val="style4104"/>
-    <w:link w:val="style76"/>
-    <w:rPr>
-      <w:rFonts w:ascii="Arial" w:cs="Arial" w:eastAsia="Arial" w:hAnsi="Arial"/>
-      <w:color w:val="98a1b3"/>
-      <w:sz w:val="16"/>
-      <w:szCs w:val="16"/>
-      <w:lang w:eastAsia="en-US" w:val="en-US"/>
-    </w:rPr>
-  </w:style>
-  <w:style w:type="paragraph" w:styleId="style31">
-    <w:name w:val="header"/>
-    <w:basedOn w:val="style0"/>
-    <w:next w:val="style31"/>
-    <w:link w:val="style4105"/>
-    <w:uiPriority w:val="99"/>
-    <w:pPr>
-      <w:tabs>
-        <w:tab w:val="center" w:leader="none" w:pos="4513"/>
-        <w:tab w:val="right" w:leader="none" w:pos="9026"/>
-      </w:tabs>
-      <w:spacing w:after="0" w:before="0" w:line="240" w:lineRule="auto"/>
-    </w:pPr>
-    <w:rPr/>
-  </w:style>
-  <w:style w:type="character" w:styleId="style4105" w:customStyle="1">
-    <w:name w:val="Header Char_03419ac8-0d38-4dc2-9573-c00afb6e55be"/>
-    <w:basedOn w:val="style65"/>
-    <w:next w:val="style4105"/>
-    <w:link w:val="style31"/>
-    <w:uiPriority w:val="99"/>
-    <w:rPr>
-      <w:rFonts w:ascii="Arial" w:cs="Arial" w:eastAsia="Arial" w:hAnsi="Arial"/>
-      <w:color w:val="3c3e43"/>
-      <w:sz w:val="18"/>
-      <w:szCs w:val="18"/>
-      <w:lang w:eastAsia="en-US" w:val="en-US"/>
-    </w:rPr>
-  </w:style>
-  <w:style w:type="paragraph" w:styleId="style32">
-    <w:name w:val="footer"/>
-    <w:basedOn w:val="style0"/>
-    <w:next w:val="style32"/>
-    <w:link w:val="style4106"/>
-    <w:uiPriority w:val="99"/>
-    <w:pPr>
-      <w:tabs>
-        <w:tab w:val="center" w:leader="none" w:pos="4513"/>
-        <w:tab w:val="right" w:leader="none" w:pos="9026"/>
-      </w:tabs>
-      <w:spacing w:after="0" w:before="0" w:line="240" w:lineRule="auto"/>
-    </w:pPr>
-    <w:rPr/>
-  </w:style>
-  <w:style w:type="character" w:styleId="style4106" w:customStyle="1">
-    <w:name w:val="Footer Char_d3c6f970-9ab4-4ea4-8c99-543d283bcaf1"/>
-    <w:basedOn w:val="style65"/>
-    <w:next w:val="style4106"/>
-    <w:link w:val="style32"/>
-    <w:uiPriority w:val="99"/>
-    <w:rPr>
-      <w:rFonts w:ascii="Arial" w:cs="Arial" w:eastAsia="Arial" w:hAnsi="Arial"/>
-      <w:color w:val="3c3e43"/>
-      <w:sz w:val="18"/>
-      <w:szCs w:val="18"/>
-      <w:lang w:eastAsia="en-US" w:val="en-US"/>
-    </w:rPr>
-  </w:style>
-  <w:style w:type="paragraph" w:styleId="style74">
-    <w:name w:val="Subtitle"/>
-    <w:basedOn w:val="style0"/>
-    <w:next w:val="style0"/>
-    <w:pPr>
-      <w:keepNext w:val="1"/>
-      <w:keepLines w:val="1"/>
-      <w:pageBreakBefore w:val="0"/>
-      <w:spacing w:after="80" w:before="360"/>
-    </w:pPr>
-    <w:rPr>
-      <w:rFonts w:ascii="Georgia" w:cs="Georgia" w:eastAsia="Georgia" w:hAnsi="Georgia"/>
-      <w:i w:val="1"/>
-      <w:color w:val="666666"/>
-      <w:sz w:val="48"/>
-      <w:szCs w:val="48"/>
-    </w:rPr>
-  </w:style>
-  <w:style w:type="table" w:styleId="style4107" w:customStyle="1">
-    <w:basedOn w:val="style105"/>
-    <w:next w:val="style4107"/>
-    <w:pPr/>
-    <w:rPr/>
-    <w:tblPr>
-      <w:tblStyleRowBandSize w:val="1"/>
-      <w:tblStyleColBandSize w:val="1"/>
-      <w:tblCellMar>
-        <w:top w:w="0.0" w:type="dxa"/>
-        <w:left w:w="0.0" w:type="dxa"/>
-        <w:bottom w:w="0.0" w:type="dxa"/>
-        <w:right w:w="0.0" w:type="dxa"/>
-      </w:tblCellMar>
-    </w:tblPr>
-    <w:tcPr>
-      <w:tcBorders/>
-    </w:tcPr>
-  </w:style>
-  <w:style w:type="table" w:styleId="style4108" w:customStyle="1">
-    <w:basedOn w:val="style105"/>
-    <w:next w:val="style4108"/>
-    <w:pPr/>
-    <w:rPr/>
-    <w:tblPr>
-      <w:tblStyleRowBandSize w:val="1"/>
-      <w:tblStyleColBandSize w:val="1"/>
-      <w:tblCellMar>
-        <w:top w:w="113.0" w:type="dxa"/>
-        <w:left w:w="0.0" w:type="dxa"/>
-        <w:bottom w:w="0.0" w:type="dxa"/>
-        <w:right w:w="0.0" w:type="dxa"/>
-      </w:tblCellMar>
-    </w:tblPr>
-    <w:tcPr>
-      <w:tcBorders/>
-    </w:tcPr>
-  </w:style>
   <w:style w:type="paragraph" w:styleId="Subtitle">
     <w:name w:val="Subtitle"/>
     <w:basedOn w:val="Normal"/>
@@ -2263,14 +2453,31 @@
       <w:keepNext w:val="1"/>
       <w:keepLines w:val="1"/>
       <w:pageBreakBefore w:val="0"/>
-      <w:spacing w:after="80" w:before="360" w:lineRule="auto"/>
+      <w:widowControl w:val="1"/>
+      <w:pBdr>
+        <w:top w:space="0" w:sz="0" w:val="nil"/>
+        <w:left w:space="0" w:sz="0" w:val="nil"/>
+        <w:bottom w:space="0" w:sz="0" w:val="nil"/>
+        <w:right w:space="0" w:sz="0" w:val="nil"/>
+        <w:between w:space="0" w:sz="0" w:val="nil"/>
+      </w:pBdr>
+      <w:shd w:fill="auto" w:val="clear"/>
+      <w:spacing w:after="80" w:before="360" w:line="312" w:lineRule="auto"/>
+      <w:ind w:left="0" w:right="0" w:firstLine="0"/>
+      <w:jc w:val="left"/>
     </w:pPr>
     <w:rPr>
       <w:rFonts w:ascii="Georgia" w:cs="Georgia" w:eastAsia="Georgia" w:hAnsi="Georgia"/>
+      <w:b w:val="0"/>
       <w:i w:val="1"/>
+      <w:smallCaps w:val="0"/>
+      <w:strike w:val="0"/>
       <w:color w:val="666666"/>
       <w:sz w:val="48"/>
       <w:szCs w:val="48"/>
+      <w:u w:val="none"/>
+      <w:shd w:fill="auto" w:val="clear"/>
+      <w:vertAlign w:val="baseline"/>
     </w:rPr>
   </w:style>
   <w:style w:type="table" w:styleId="Table1">
@@ -2345,7 +2552,7 @@
     </a:clrScheme>
     <a:fontScheme name="Office">
       <a:majorFont>
-        <a:latin typeface="Cambria"/>
+        <a:latin typeface="Calibri"/>
         <a:ea typeface=""/>
         <a:cs typeface=""/>
         <a:font script="Jpan" typeface="ＭＳ ゴシック"/>
@@ -2380,7 +2587,7 @@
         <a:font script="Geor" typeface="Sylfaen"/>
       </a:majorFont>
       <a:minorFont>
-        <a:latin typeface="Calibri"/>
+        <a:latin typeface="Cambria"/>
         <a:ea typeface=""/>
         <a:cs typeface=""/>
         <a:font script="Jpan" typeface="ＭＳ 明朝"/>
@@ -2447,20 +2654,16 @@
           <a:gsLst>
             <a:gs pos="0">
               <a:schemeClr val="phClr">
-                <a:shade val="51000"/>
-                <a:satMod val="130000"/>
-              </a:schemeClr>
-            </a:gs>
-            <a:gs pos="80000">
-              <a:schemeClr val="phClr">
-                <a:shade val="93000"/>
+                <a:tint val="100000"/>
+                <a:shade val="100000"/>
                 <a:satMod val="130000"/>
               </a:schemeClr>
             </a:gs>
             <a:gs pos="100000">
               <a:schemeClr val="phClr">
-                <a:shade val="94000"/>
-                <a:satMod val="135000"/>
+                <a:tint val="50000"/>
+                <a:shade val="100000"/>
+                <a:satMod val="350000"/>
               </a:schemeClr>
             </a:gs>
           </a:gsLst>
@@ -2582,22 +2785,46 @@
       </a:bgFillStyleLst>
     </a:fmtScheme>
   </a:themeElements>
-  <a:objectDefaults/>
+  <a:objectDefaults>
+    <a:spDef>
+      <a:spPr/>
+      <a:bodyPr/>
+      <a:lstStyle/>
+      <a:style>
+        <a:lnRef idx="1">
+          <a:schemeClr val="accent1"/>
+        </a:lnRef>
+        <a:fillRef idx="3">
+          <a:schemeClr val="accent1"/>
+        </a:fillRef>
+        <a:effectRef idx="2">
+          <a:schemeClr val="accent1"/>
+        </a:effectRef>
+        <a:fontRef idx="minor">
+          <a:schemeClr val="lt1"/>
+        </a:fontRef>
+      </a:style>
+    </a:spDef>
+    <a:lnDef>
+      <a:spPr/>
+      <a:bodyPr/>
+      <a:lstStyle/>
+      <a:style>
+        <a:lnRef idx="2">
+          <a:schemeClr val="accent1"/>
+        </a:lnRef>
+        <a:fillRef idx="0">
+          <a:schemeClr val="accent1"/>
+        </a:fillRef>
+        <a:effectRef idx="1">
+          <a:schemeClr val="accent1"/>
+        </a:effectRef>
+        <a:fontRef idx="minor">
+          <a:schemeClr val="tx1"/>
+        </a:fontRef>
+      </a:style>
+    </a:lnDef>
+  </a:objectDefaults>
   <a:extraClrSchemeLst/>
 </a:theme>
-</file>
-
-<file path=customXML/item1.xml><?xml version="1.0" encoding="utf-8"?>
-<go:gDocsCustomXmlDataStorage xmlns:go="http://customooxmlschemas.google.com/" xmlns:r="http://schemas.openxmlformats.org/officeDocument/2006/relationships" uri="GoogleDocsCustomDataVersion2">
-  <go:docsCustomData xmlns:go="http://customooxmlschemas.google.com/" roundtripDataSignature="AMtx7mhqbEo+fTDYou+pWMAs0GSD2hPyuA==">CgMxLjA4AHIhMVRGRmlRdGg0X0s3YnB2RlFWZ01neTM2TmNOb3BIYzJQ</go:docsCustomData>
-</go:gDocsCustomXmlDataStorage>
-</file>
-
-<file path=customXML/itemProps1.xml><?xml version="1.0" encoding="utf-8"?>
-<ds:datastoreItem xmlns:ds="http://schemas.openxmlformats.org/officeDocument/2006/customXml" ds:itemID="{11111111-1234-1234-1234-123412341234}">
-  <ds:schemaRefs>
-    <ds:schemaRef ds:uri="http://schemas.openxmlformats.org/officeDocument/2006/relationships"/>
-    <ds:schemaRef ds:uri="http://customooxmlschemas.google.com/"/>
-  </ds:schemaRefs>
-</ds:datastoreItem>
 </file>